--- a/文档/开发记录/开发记录.docx
+++ b/文档/开发记录/开发记录.docx
@@ -1183,25 +1183,125 @@
         <w:keepLines w:val="0"/>
         <w:widowControl/>
         <w:numPr>
-          <w:numId w:val="0"/>
-        </w:numPr>
-        <w:suppressLineNumbers w:val="0"/>
+          <w:ilvl w:val="0"/>
+          <w:numId w:val="8"/>
+        </w:numPr>
+        <w:suppressLineNumbers w:val="0"/>
+        <w:tabs>
+          <w:tab w:val="clear" w:pos="312"/>
+        </w:tabs>
         <w:ind w:leftChars="0"/>
         <w:rPr>
-          <w:rFonts w:hint="default"/>
-          <w:shd w:val="clear" w:color="auto" w:fill="auto"/>
-          <w:vertAlign w:val="baseline"/>
-          <w:lang w:val="en-US" w:eastAsia="zh-CN"/>
-        </w:rPr>
-      </w:pPr>
-      <w:r>
-        <w:rPr>
-          <w:rFonts w:hint="eastAsia"/>
-          <w:shd w:val="clear" w:color="auto" w:fill="auto"/>
-          <w:vertAlign w:val="baseline"/>
-          <w:lang w:val="en-US" w:eastAsia="zh-CN"/>
-        </w:rPr>
-        <w:t>1.</w:t>
+          <w:rFonts w:hint="eastAsia"/>
+          <w:shd w:val="clear" w:color="auto" w:fill="auto"/>
+          <w:vertAlign w:val="baseline"/>
+          <w:lang w:val="en-US" w:eastAsia="zh-CN"/>
+        </w:rPr>
+      </w:pPr>
+      <w:r>
+        <w:rPr>
+          <w:rFonts w:hint="eastAsia"/>
+          <w:shd w:val="clear" w:color="auto" w:fill="auto"/>
+          <w:vertAlign w:val="baseline"/>
+          <w:lang w:val="en-US" w:eastAsia="zh-CN"/>
+        </w:rPr>
+        <w:t>给RLAgent增加Steps</w:t>
+      </w:r>
+    </w:p>
+    <w:p>
+      <w:pPr>
+        <w:pStyle w:val="2"/>
+        <w:keepNext w:val="0"/>
+        <w:keepLines w:val="0"/>
+        <w:widowControl/>
+        <w:numPr>
+          <w:ilvl w:val="0"/>
+          <w:numId w:val="8"/>
+        </w:numPr>
+        <w:suppressLineNumbers w:val="0"/>
+        <w:tabs>
+          <w:tab w:val="clear" w:pos="312"/>
+        </w:tabs>
+        <w:ind w:leftChars="0"/>
+        <w:rPr>
+          <w:rFonts w:hint="default"/>
+          <w:shd w:val="clear" w:color="auto" w:fill="auto"/>
+          <w:vertAlign w:val="baseline"/>
+          <w:lang w:val="en-US" w:eastAsia="zh-CN"/>
+        </w:rPr>
+      </w:pPr>
+      <w:r>
+        <w:rPr>
+          <w:rFonts w:hint="eastAsia"/>
+          <w:shd w:val="clear" w:color="auto" w:fill="auto"/>
+          <w:vertAlign w:val="baseline"/>
+          <w:lang w:val="en-US" w:eastAsia="zh-CN"/>
+        </w:rPr>
+        <w:t>可配置化&amp;超参数管理</w:t>
+      </w:r>
+    </w:p>
+    <w:p>
+      <w:pPr>
+        <w:pStyle w:val="2"/>
+        <w:keepNext w:val="0"/>
+        <w:keepLines w:val="0"/>
+        <w:widowControl/>
+        <w:numPr>
+          <w:ilvl w:val="0"/>
+          <w:numId w:val="8"/>
+        </w:numPr>
+        <w:suppressLineNumbers w:val="0"/>
+        <w:tabs>
+          <w:tab w:val="clear" w:pos="312"/>
+        </w:tabs>
+        <w:ind w:leftChars="0"/>
+        <w:rPr>
+          <w:rFonts w:hint="default"/>
+          <w:shd w:val="clear" w:color="auto" w:fill="auto"/>
+          <w:vertAlign w:val="baseline"/>
+          <w:lang w:val="en-US" w:eastAsia="zh-CN"/>
+        </w:rPr>
+      </w:pPr>
+      <w:r>
+        <w:rPr>
+          <w:rFonts w:hint="eastAsia"/>
+          <w:shd w:val="clear" w:color="auto" w:fill="auto"/>
+          <w:vertAlign w:val="baseline"/>
+          <w:lang w:val="en-US" w:eastAsia="zh-CN"/>
+        </w:rPr>
+        <w:t>早停机制，超过若干次后没有提升结束并且保存最优模型</w:t>
+      </w:r>
+    </w:p>
+    <w:p>
+      <w:pPr>
+        <w:pStyle w:val="2"/>
+        <w:keepNext w:val="0"/>
+        <w:keepLines w:val="0"/>
+        <w:widowControl/>
+        <w:numPr>
+          <w:ilvl w:val="0"/>
+          <w:numId w:val="8"/>
+        </w:numPr>
+        <w:suppressLineNumbers w:val="0"/>
+        <w:tabs>
+          <w:tab w:val="clear" w:pos="312"/>
+        </w:tabs>
+        <w:ind w:leftChars="0"/>
+        <w:rPr>
+          <w:rFonts w:hint="default"/>
+          <w:shd w:val="clear" w:color="auto" w:fill="auto"/>
+          <w:vertAlign w:val="baseline"/>
+          <w:lang w:val="en-US" w:eastAsia="zh-CN"/>
+        </w:rPr>
+      </w:pPr>
+      <w:r>
+        <w:rPr>
+          <w:rFonts w:hint="eastAsia"/>
+          <w:shd w:val="clear" w:color="auto" w:fill="auto"/>
+          <w:vertAlign w:val="baseline"/>
+          <w:lang w:val="en-US" w:eastAsia="zh-CN"/>
+        </w:rPr>
+        <w:t>优先采样访问的</w:t>
       </w:r>
       <w:bookmarkStart w:id="0" w:name="_GoBack"/>
       <w:bookmarkEnd w:id="0"/>
@@ -1212,7 +1312,7 @@
           <w:vertAlign w:val="baseline"/>
           <w:lang w:val="en-US" w:eastAsia="zh-CN"/>
         </w:rPr>
-        <w:t>给RLAgent增加Steps</w:t>
+        <w:t>current_value修改</w:t>
       </w:r>
     </w:p>
     <w:sectPr>
@@ -1339,6 +1439,22 @@
     </w:lvl>
   </w:abstractNum>
   <w:abstractNum w:abstractNumId="5">
+    <w:nsid w:val="0599780F"/>
+    <w:multiLevelType w:val="singleLevel"/>
+    <w:tmpl w:val="0599780F"/>
+    <w:lvl w:ilvl="0" w:tentative="0">
+      <w:start w:val="1"/>
+      <w:numFmt w:val="decimal"/>
+      <w:lvlText w:val="%1."/>
+      <w:lvlJc w:val="left"/>
+      <w:pPr>
+        <w:tabs>
+          <w:tab w:val="left" w:pos="312"/>
+        </w:tabs>
+      </w:pPr>
+    </w:lvl>
+  </w:abstractNum>
+  <w:abstractNum w:abstractNumId="6">
     <w:nsid w:val="62174FC8"/>
     <w:multiLevelType w:val="singleLevel"/>
     <w:tmpl w:val="62174FC8"/>
@@ -1354,7 +1470,7 @@
       </w:pPr>
     </w:lvl>
   </w:abstractNum>
-  <w:abstractNum w:abstractNumId="6">
+  <w:abstractNum w:abstractNumId="7">
     <w:nsid w:val="6B1F831D"/>
     <w:multiLevelType w:val="singleLevel"/>
     <w:tmpl w:val="6B1F831D"/>
@@ -1380,7 +1496,7 @@
     <w:abstractNumId w:val="3"/>
   </w:num>
   <w:num w:numId="4">
-    <w:abstractNumId w:val="6"/>
+    <w:abstractNumId w:val="7"/>
   </w:num>
   <w:num w:numId="5">
     <w:abstractNumId w:val="4"/>
@@ -1389,6 +1505,9 @@
     <w:abstractNumId w:val="1"/>
   </w:num>
   <w:num w:numId="7">
+    <w:abstractNumId w:val="6"/>
+  </w:num>
+  <w:num w:numId="8">
     <w:abstractNumId w:val="5"/>
   </w:num>
 </w:numbering>
